--- a/data/revised_2026-10_full/tracked/v2/Core_Mathematics/SS3.1_Statistics_I/Core_Mathematics_Statistics_I_SummaryTable_TRACKED.docx
+++ b/data/revised_2026-10_full/tracked/v2/Core_Mathematics/SS3.1_Statistics_I/Core_Mathematics_Statistics_I_SummaryTable_TRACKED.docx
@@ -1264,7 +1264,7 @@
               </w:rPr>
               <w:t xml:space="preserve">The grouped mean (440 m) and median (311 m) differ from 400 m and 250 m because midpoints stand in for the real gaps and the formula assumes values are spread evenly in a class. Ms Halima Abdi's 400 m mean is true but incomplete: none of these averages shows that six gaps of 600 m to 1,100 m sit in one 5,250 m stretch near the school gate, so we need graphs </w:t>
             </w:r>
-            <w:ins w:id="9001" w:author="Claude (AI) - proposed" w:date="2026-10-15T20:14:34Z">
+            <w:ins w:id="9001" w:author="Claude (AI) - proposed" w:date="2026-10-18T00:28:08Z">
               <w:r>
                 <w:rPr>
                   <w:rFonts w:ascii="Arial" w:cs="Arial" w:eastAsia="Arial" w:hAnsi="Arial"/>
@@ -1446,7 +1446,7 @@
               </w:rPr>
               <w:t xml:space="preserve">The histogram shows that most gaps are short (14 of 20 are 300 m or shorter), while a few long gaps of 600 m to 1,100 m lie to the right. These long gaps pull the mean up to 400 m and sit in the long stretch G9-G14 near the school gate. So the officer's mean is true but incomplete</w:t>
             </w:r>
-            <w:del w:id="9002" w:author="Claude (AI) - proposed" w:date="2026-10-15T20:14:34Z">
+            <w:del w:id="9002" w:author="Claude (AI) - proposed" w:date="2026-10-18T00:28:08Z">
               <w:r>
                 <w:rPr>
                   <w:rFonts w:ascii="Arial" w:cs="Arial" w:eastAsia="Arial" w:hAnsi="Arial"/>
@@ -1461,7 +1461,7 @@
                 <w:delText xml:space="preserve">, and a graph shows where pedestrians are at risk</w:delText>
               </w:r>
             </w:del>
-            <w:ins w:id="9003" w:author="Claude (AI) - proposed" w:date="2026-10-15T20:14:34Z">
+            <w:ins w:id="9003" w:author="Claude (AI) - proposed" w:date="2026-10-18T00:28:08Z">
               <w:r>
                 <w:rPr>
                   <w:rFonts w:ascii="Arial" w:cs="Arial" w:eastAsia="Arial" w:hAnsi="Arial"/>
@@ -1919,7 +1919,7 @@
         </w:rPr>
         <w:t xml:space="preserve">© 2026 SeaVuria and ARES. This work is licensed under a </w:t>
       </w:r>
-      <w:hyperlink w:history="1" r:id="rId7ln1s6odackxegs2twvqg">
+      <w:hyperlink w:history="1" r:id="rIdtflanf8xsrgs-bt934a_l">
         <w:r>
           <w:rPr>
             <w:rFonts w:ascii="Arial" w:cs="Arial" w:eastAsia="Arial" w:hAnsi="Arial"/>
@@ -1939,7 +1939,7 @@
         </w:rPr>
         <w:t xml:space="preserve"> (</w:t>
       </w:r>
-      <w:hyperlink w:history="1" r:id="rId46wgdu-dcyxf9ku7vceoc">
+      <w:hyperlink w:history="1" r:id="rIdpx2htze8hg19pfixtjdrd">
         <w:r>
           <w:rPr>
             <w:rFonts w:ascii="Arial" w:cs="Arial" w:eastAsia="Arial" w:hAnsi="Arial"/>
@@ -1959,7 +1959,7 @@
         </w:rPr>
         <w:t xml:space="preserve">). To view a copy of this license, visit </w:t>
       </w:r>
-      <w:hyperlink w:history="1" r:id="rIdhira7izcezgzoxoauiwmn">
+      <w:hyperlink w:history="1" r:id="rIdno680bhrdkq5vyywlvrtz">
         <w:r>
           <w:rPr>
             <w:rFonts w:ascii="Arial" w:cs="Arial" w:eastAsia="Arial" w:hAnsi="Arial"/>
